--- a/uploads/private/templates/LEND-FORM.docx
+++ b/uploads/private/templates/LEND-FORM.docx
@@ -81,41 +81,23 @@
           <w:sz w:val="24"/>
           <w:szCs w:val="24"/>
         </w:rPr>
-        <w:t xml:space="preserve">(a resident </w:t>
-      </w:r>
-      <w:proofErr w:type="gramStart"/>
-      <w:r>
-        <w:rPr>
-          <w:rFonts w:ascii="Calibri" w:hAnsi="Calibri" w:cs="Calibri"/>
-          <w:sz w:val="24"/>
-          <w:szCs w:val="24"/>
-        </w:rPr>
-        <w:t xml:space="preserve">of  </w:t>
-      </w:r>
-      <w:r>
-        <w:rPr>
-          <w:rFonts w:ascii="Calibri" w:hAnsi="Calibri" w:cs="Calibri"/>
-          <w:sz w:val="24"/>
-          <w:szCs w:val="24"/>
-        </w:rPr>
-        <w:t>[</w:t>
-      </w:r>
-      <w:proofErr w:type="gramEnd"/>
-      <w:r>
-        <w:rPr>
-          <w:rFonts w:ascii="Calibri" w:hAnsi="Calibri" w:cs="Calibri"/>
-          <w:sz w:val="24"/>
-          <w:szCs w:val="24"/>
-        </w:rPr>
-        <w:t>[</w:t>
-      </w:r>
-      <w:r>
-        <w:rPr>
-          <w:rFonts w:ascii="Calibri" w:hAnsi="Calibri" w:cs="Calibri"/>
-          <w:sz w:val="24"/>
-          <w:szCs w:val="24"/>
-        </w:rPr>
-        <w:t>barangay</w:t>
+        <w:t xml:space="preserve">(a resident of  </w:t>
+      </w:r>
+      <w:r>
+        <w:rPr>
+          <w:rFonts w:ascii="Calibri" w:hAnsi="Calibri" w:cs="Calibri"/>
+          <w:sz w:val="24"/>
+          <w:szCs w:val="24"/>
+        </w:rPr>
+        <w:t>[[</w:t>
+      </w:r>
+      <w:r>
+        <w:rPr>
+          <w:rFonts w:ascii="Calibri" w:hAnsi="Calibri" w:cs="Calibri"/>
+          <w:sz w:val="24"/>
+          <w:szCs w:val="24"/>
+        </w:rPr>
+        <w:t>city</w:t>
       </w:r>
       <w:r>
         <w:rPr>
@@ -165,42 +147,15 @@
           <w:sz w:val="24"/>
           <w:szCs w:val="24"/>
         </w:rPr>
-        <w:t xml:space="preserve"> (a </w:t>
-      </w:r>
-      <w:proofErr w:type="gramStart"/>
-      <w:r>
-        <w:rPr>
-          <w:rFonts w:ascii="Calibri" w:hAnsi="Calibri" w:cs="Calibri"/>
-          <w:sz w:val="24"/>
-          <w:szCs w:val="24"/>
-        </w:rPr>
-        <w:t>Department</w:t>
-      </w:r>
-      <w:proofErr w:type="gramEnd"/>
-      <w:r>
-        <w:rPr>
-          <w:rFonts w:ascii="Calibri" w:hAnsi="Calibri" w:cs="Calibri"/>
-          <w:sz w:val="24"/>
-          <w:szCs w:val="24"/>
-        </w:rPr>
-        <w:t xml:space="preserve"> under the supervision of the Camarines Norte Provincial Government) (Second Party). </w:t>
-      </w:r>
-      <w:r>
-        <w:rPr>
-          <w:rFonts w:ascii="Calibri" w:hAnsi="Calibri" w:cs="Calibri"/>
-          <w:sz w:val="24"/>
-          <w:szCs w:val="24"/>
-        </w:rPr>
-        <w:t xml:space="preserve">The Terms of this Agreement shall begin </w:t>
-      </w:r>
-      <w:proofErr w:type="gramStart"/>
-      <w:r>
-        <w:rPr>
-          <w:rFonts w:ascii="Calibri" w:hAnsi="Calibri" w:cs="Calibri"/>
-          <w:sz w:val="24"/>
-          <w:szCs w:val="24"/>
-        </w:rPr>
-        <w:t xml:space="preserve">on </w:t>
+        <w:t xml:space="preserve"> (a Department under the supervision of the Camarines Norte Provincial Government) (Second Party). </w:t>
+      </w:r>
+      <w:r>
+        <w:rPr>
+          <w:rFonts w:ascii="Calibri" w:hAnsi="Calibri" w:cs="Calibri"/>
+          <w:sz w:val="24"/>
+          <w:szCs w:val="24"/>
+        </w:rPr>
+        <w:t xml:space="preserve">The Terms of this Agreement shall begin on </w:t>
       </w:r>
       <w:r>
         <w:rPr>
@@ -216,32 +171,63 @@
           <w:sz w:val="24"/>
           <w:szCs w:val="24"/>
         </w:rPr>
+        <w:t>[[</w:t>
+      </w:r>
+      <w:r>
+        <w:rPr>
+          <w:rFonts w:ascii="Calibri" w:hAnsi="Calibri" w:cs="Calibri"/>
+          <w:sz w:val="24"/>
+          <w:szCs w:val="24"/>
+        </w:rPr>
+        <w:t>start</w:t>
+      </w:r>
+      <w:r>
+        <w:rPr>
+          <w:rFonts w:ascii="Calibri" w:hAnsi="Calibri" w:cs="Calibri"/>
+          <w:sz w:val="24"/>
+          <w:szCs w:val="24"/>
+        </w:rPr>
+        <w:t>]]</w:t>
+      </w:r>
+      <w:r>
+        <w:rPr>
+          <w:rFonts w:ascii="Calibri" w:hAnsi="Calibri" w:cs="Calibri"/>
+          <w:sz w:val="24"/>
+          <w:szCs w:val="24"/>
+        </w:rPr>
+        <w:t xml:space="preserve"> </w:t>
+      </w:r>
+      <w:r>
+        <w:rPr>
+          <w:rFonts w:ascii="Calibri" w:hAnsi="Calibri" w:cs="Calibri"/>
+          <w:sz w:val="24"/>
+          <w:szCs w:val="24"/>
+        </w:rPr>
+        <w:t xml:space="preserve">and shall continue for </w:t>
+      </w:r>
+      <w:r>
+        <w:rPr>
+          <w:rFonts w:ascii="Calibri" w:hAnsi="Calibri" w:cs="Calibri"/>
+          <w:sz w:val="24"/>
+          <w:szCs w:val="24"/>
+        </w:rPr>
         <w:t>[</w:t>
       </w:r>
-      <w:proofErr w:type="gramEnd"/>
-      <w:r>
-        <w:rPr>
-          <w:rFonts w:ascii="Calibri" w:hAnsi="Calibri" w:cs="Calibri"/>
-          <w:sz w:val="24"/>
-          <w:szCs w:val="24"/>
-        </w:rPr>
-        <w:t>[</w:t>
-      </w:r>
-      <w:r>
-        <w:rPr>
-          <w:rFonts w:ascii="Calibri" w:hAnsi="Calibri" w:cs="Calibri"/>
-          <w:sz w:val="24"/>
-          <w:szCs w:val="24"/>
-        </w:rPr>
-        <w:t>start</w:t>
-      </w:r>
-      <w:r>
-        <w:rPr>
-          <w:rFonts w:ascii="Calibri" w:hAnsi="Calibri" w:cs="Calibri"/>
-          <w:sz w:val="24"/>
-          <w:szCs w:val="24"/>
-        </w:rPr>
-        <w:t>]]</w:t>
+      <w:r>
+        <w:rPr>
+          <w:rFonts w:ascii="Calibri" w:hAnsi="Calibri" w:cs="Calibri"/>
+          <w:sz w:val="24"/>
+          <w:szCs w:val="24"/>
+        </w:rPr>
+        <w:t>[total]</w:t>
+      </w:r>
+      <w:r>
+        <w:rPr>
+          <w:rFonts w:ascii="Calibri" w:hAnsi="Calibri" w:cs="Calibri"/>
+          <w:sz w:val="24"/>
+          <w:szCs w:val="24"/>
+        </w:rPr>
+        <w:t>]</w:t>
       </w:r>
       <w:r>
         <w:rPr>
@@ -257,56 +243,7 @@
           <w:sz w:val="24"/>
           <w:szCs w:val="24"/>
         </w:rPr>
-        <w:t xml:space="preserve">and shall continue for </w:t>
-      </w:r>
-      <w:r>
-        <w:rPr>
-          <w:rFonts w:ascii="Calibri" w:hAnsi="Calibri" w:cs="Calibri"/>
-          <w:sz w:val="24"/>
-          <w:szCs w:val="24"/>
-        </w:rPr>
-        <w:t>[</w:t>
-      </w:r>
-      <w:r>
-        <w:rPr>
-          <w:rFonts w:ascii="Calibri" w:hAnsi="Calibri" w:cs="Calibri"/>
-          <w:sz w:val="24"/>
-          <w:szCs w:val="24"/>
-        </w:rPr>
-        <w:t>[total]</w:t>
-      </w:r>
-      <w:r>
-        <w:rPr>
-          <w:rFonts w:ascii="Calibri" w:hAnsi="Calibri" w:cs="Calibri"/>
-          <w:sz w:val="24"/>
-          <w:szCs w:val="24"/>
-        </w:rPr>
-        <w:t>]</w:t>
-      </w:r>
-      <w:r>
-        <w:rPr>
-          <w:rFonts w:ascii="Calibri" w:hAnsi="Calibri" w:cs="Calibri"/>
-          <w:sz w:val="24"/>
-          <w:szCs w:val="24"/>
-        </w:rPr>
-        <w:t xml:space="preserve"> </w:t>
-      </w:r>
-      <w:r>
-        <w:rPr>
-          <w:rFonts w:ascii="Calibri" w:hAnsi="Calibri" w:cs="Calibri"/>
-          <w:sz w:val="24"/>
-          <w:szCs w:val="24"/>
-        </w:rPr>
-        <w:t xml:space="preserve">which will end </w:t>
-      </w:r>
-      <w:proofErr w:type="gramStart"/>
-      <w:r>
-        <w:rPr>
-          <w:rFonts w:ascii="Calibri" w:hAnsi="Calibri" w:cs="Calibri"/>
-          <w:sz w:val="24"/>
-          <w:szCs w:val="24"/>
-        </w:rPr>
-        <w:t>on</w:t>
+        <w:t>which will end on</w:t>
       </w:r>
       <w:r>
         <w:rPr>
@@ -322,16 +259,7 @@
           <w:sz w:val="24"/>
           <w:szCs w:val="24"/>
         </w:rPr>
-        <w:t>[</w:t>
-      </w:r>
-      <w:proofErr w:type="gramEnd"/>
-      <w:r>
-        <w:rPr>
-          <w:rFonts w:ascii="Calibri" w:hAnsi="Calibri" w:cs="Calibri"/>
-          <w:sz w:val="24"/>
-          <w:szCs w:val="24"/>
-        </w:rPr>
-        <w:t>[end]]</w:t>
+        <w:t>[[end]]</w:t>
       </w:r>
       <w:r>
         <w:rPr>
@@ -439,16 +367,7 @@
           <w:sz w:val="24"/>
           <w:szCs w:val="24"/>
         </w:rPr>
-        <w:t>[[artifact</w:t>
-      </w:r>
-      <w:proofErr w:type="gramStart"/>
-      <w:r>
-        <w:rPr>
-          <w:rFonts w:ascii="Calibri" w:hAnsi="Calibri" w:cs="Calibri"/>
-          <w:sz w:val="24"/>
-          <w:szCs w:val="24"/>
-        </w:rPr>
-        <w:t xml:space="preserve">]] </w:t>
+        <w:t xml:space="preserve">[[artifact]] </w:t>
       </w:r>
       <w:r>
         <w:rPr>
@@ -464,16 +383,7 @@
           <w:sz w:val="24"/>
           <w:szCs w:val="24"/>
         </w:rPr>
-        <w:t>caused</w:t>
-      </w:r>
-      <w:proofErr w:type="gramEnd"/>
-      <w:r>
-        <w:rPr>
-          <w:rFonts w:ascii="Calibri" w:hAnsi="Calibri" w:cs="Calibri"/>
-          <w:sz w:val="24"/>
-          <w:szCs w:val="24"/>
-        </w:rPr>
-        <w:t xml:space="preserve"> by climatological disasters, conflagration, or fire incidents. </w:t>
+        <w:t xml:space="preserve">caused by climatological disasters, conflagration, or fire incidents. </w:t>
       </w:r>
     </w:p>
     <w:p>
